--- a/resume/Anshul_Singh_Resume.docx
+++ b/resume/Anshul_Singh_Resume.docx
@@ -29,7 +29,7 @@
           <w:i w:val="0"/>
           <w:sz w:val="18"/>
         </w:rPr>
-        <w:t>New York City, USA | as22791@nyu.edu | +1 (929) 363-2336 | https://www.linkedin.com/in/anshul-singh-b58790197/</w:t>
+        <w:t>New York City, USA | as22791@nyu.edu | +1 (929) 363-2336 | https://www.linkedin.com/in/anshul-singh-b58790197/ | https://rottenblasters.github.io/Personal-Blog/</w:t>
       </w:r>
     </w:p>
     <w:p>
